--- a/wordings/downloads/Meridian_Business_Package_v2.1.0-DRAFT.docx
+++ b/wordings/downloads/Meridian_Business_Package_v2.1.0-DRAFT.docx
@@ -1055,7 +1055,7 @@
             <w:color w:val="2E5C4E"/>
             <w:u w:val="single"/>
           </w:rPr>
-          <w:t xml:space="preserve">the Notice of Circumstances condition</w:t>
+          <w:t xml:space="preserve">The Notice of Circumstances condition</w:t>
         </w:r>
       </w:hyperlink>
       <w:r>
@@ -1094,7 +1094,7 @@
             <w:color w:val="2E5C4E"/>
             <w:u w:val="single"/>
           </w:rPr>
-          <w:t xml:space="preserve">the Version of This Wording condition</w:t>
+          <w:t xml:space="preserve">The Version of This Wording condition</w:t>
         </w:r>
       </w:hyperlink>
       <w:r>
@@ -2987,7 +2987,7 @@
             <w:color w:val="2E5C4E"/>
             <w:u w:val="single"/>
           </w:rPr>
-          <w:t xml:space="preserve">the Exclusion Applicability Table</w:t>
+          <w:t xml:space="preserve">The Exclusion Applicability Table</w:t>
         </w:r>
       </w:hyperlink>
       <w:r>
@@ -3221,7 +3221,7 @@
             <w:color w:val="2E5C4E"/>
             <w:u w:val="single"/>
           </w:rPr>
-          <w:t xml:space="preserve">the Pollution (Liability) exclusion</w:t>
+          <w:t xml:space="preserve">The Pollution (Liability) exclusion</w:t>
         </w:r>
       </w:hyperlink>
       <w:r>
@@ -4119,7 +4119,7 @@
             <w:color w:val="2E5C4E"/>
             <w:u w:val="single"/>
           </w:rPr>
-          <w:t xml:space="preserve">the The Insurance Contracts Act condition</w:t>
+          <w:t xml:space="preserve">The Insurance Contracts Act condition</w:t>
         </w:r>
       </w:hyperlink>
       <w:r>
@@ -5115,7 +5115,7 @@
             <w:color w:val="2E5C4E"/>
             <w:u w:val="single"/>
           </w:rPr>
-          <w:t xml:space="preserve">the E01 Accidental Damage endorsement</w:t>
+          <w:t xml:space="preserve">The E01 Accidental Damage endorsement</w:t>
         </w:r>
       </w:hyperlink>
       <w:r>
@@ -6456,7 +6456,7 @@
             <w:color w:val="2E5C4E"/>
             <w:u w:val="single"/>
           </w:rPr>
-          <w:t xml:space="preserve">the The Insurance Contracts Act condition</w:t>
+          <w:t xml:space="preserve">The Insurance Contracts Act condition</w:t>
         </w:r>
       </w:hyperlink>
       <w:r>
@@ -6511,7 +6511,7 @@
             <w:color w:val="2E5C4E"/>
             <w:u w:val="single"/>
           </w:rPr>
-          <w:t xml:space="preserve">the The Insurance Contracts Act condition</w:t>
+          <w:t xml:space="preserve">The Insurance Contracts Act condition</w:t>
         </w:r>
       </w:hyperlink>
       <w:r>
@@ -7204,7 +7204,7 @@
             <w:color w:val="2E5C4E"/>
             <w:u w:val="single"/>
           </w:rPr>
-          <w:t xml:space="preserve">the Asbestos exclusion</w:t>
+          <w:t xml:space="preserve">The Asbestos exclusion</w:t>
         </w:r>
       </w:hyperlink>
       <w:r>
@@ -7590,7 +7590,7 @@
             <w:color w:val="2E5C4E"/>
             <w:u w:val="single"/>
           </w:rPr>
-          <w:t xml:space="preserve">the Underinsurance (Property) provision</w:t>
+          <w:t xml:space="preserve">The Underinsurance (Property) provision</w:t>
         </w:r>
       </w:hyperlink>
       <w:r>
@@ -8672,7 +8672,7 @@
             <w:color w:val="2E5C4E"/>
             <w:u w:val="single"/>
           </w:rPr>
-          <w:t xml:space="preserve">the Privacy and Network Security Liability clause</w:t>
+          <w:t xml:space="preserve">The Privacy and Network Security Liability clause</w:t>
         </w:r>
       </w:hyperlink>
       <w:r>
@@ -8704,7 +8704,7 @@
             <w:color w:val="2E5C4E"/>
             <w:u w:val="single"/>
           </w:rPr>
-          <w:t xml:space="preserve">the Notice of Circumstances condition</w:t>
+          <w:t xml:space="preserve">The Notice of Circumstances condition</w:t>
         </w:r>
       </w:hyperlink>
       <w:r>
@@ -9353,7 +9353,7 @@
             <w:color w:val="2E5C4E"/>
             <w:u w:val="single"/>
           </w:rPr>
-          <w:t xml:space="preserve">the Notice of Circumstances condition</w:t>
+          <w:t xml:space="preserve">The Notice of Circumstances condition</w:t>
         </w:r>
       </w:hyperlink>
       <w:r>
@@ -10482,7 +10482,7 @@
             <w:color w:val="2E5C4E"/>
             <w:u w:val="single"/>
           </w:rPr>
-          <w:t xml:space="preserve">the Insured Events clause</w:t>
+          <w:t xml:space="preserve">The Insured Events clause</w:t>
         </w:r>
       </w:hyperlink>
       <w:r>
@@ -10612,7 +10612,7 @@
             <w:color w:val="2E5C4E"/>
             <w:u w:val="single"/>
           </w:rPr>
-          <w:t xml:space="preserve">the Equipment Damage section</w:t>
+          <w:t xml:space="preserve">The Equipment Damage section</w:t>
         </w:r>
       </w:hyperlink>
       <w:r>
@@ -10644,7 +10644,7 @@
             <w:color w:val="2E5C4E"/>
             <w:u w:val="single"/>
           </w:rPr>
-          <w:t xml:space="preserve">the Consequential Loss exclusion</w:t>
+          <w:t xml:space="preserve">The Consequential Loss exclusion</w:t>
         </w:r>
       </w:hyperlink>
       <w:r>
@@ -10781,7 +10781,7 @@
             <w:color w:val="2E5C4E"/>
             <w:u w:val="single"/>
           </w:rPr>
-          <w:t xml:space="preserve">the Product Recall exclusion</w:t>
+          <w:t xml:space="preserve">The Product Recall exclusion</w:t>
         </w:r>
       </w:hyperlink>
       <w:r>
@@ -10822,7 +10822,7 @@
             <w:color w:val="2E5C4E"/>
             <w:u w:val="single"/>
           </w:rPr>
-          <w:t xml:space="preserve">the Property Damage Exclusions exclusion</w:t>
+          <w:t xml:space="preserve">The Property Damage Exclusions exclusion</w:t>
         </w:r>
       </w:hyperlink>
       <w:r>
@@ -10911,7 +10911,7 @@
             <w:color w:val="2E5C4E"/>
             <w:u w:val="single"/>
           </w:rPr>
-          <w:t xml:space="preserve">the Hot Works Away From Your Premises exclusion</w:t>
+          <w:t xml:space="preserve">The Hot Works Away From Your Premises exclusion</w:t>
         </w:r>
       </w:hyperlink>
       <w:r>
@@ -10927,7 +10927,7 @@
             <w:color w:val="2E5C4E"/>
             <w:u w:val="single"/>
           </w:rPr>
-          <w:t xml:space="preserve">the The Insurance Contracts Act condition</w:t>
+          <w:t xml:space="preserve">The Insurance Contracts Act condition</w:t>
         </w:r>
       </w:hyperlink>
       <w:r>
@@ -11007,7 +11007,7 @@
             <w:color w:val="2E5C4E"/>
             <w:u w:val="single"/>
           </w:rPr>
-          <w:t xml:space="preserve">the The Insurance Contracts Act condition</w:t>
+          <w:t xml:space="preserve">The Insurance Contracts Act condition</w:t>
         </w:r>
       </w:hyperlink>
       <w:r>
@@ -11121,7 +11121,7 @@
                   <w:color w:val="2E5C4E"/>
                   <w:u w:val="single"/>
                 </w:rPr>
-                <w:t xml:space="preserve">the Underinsurance (Property) provision</w:t>
+                <w:t xml:space="preserve">The Underinsurance (Property) provision</w:t>
               </w:r>
             </w:hyperlink>
             <w:r>
@@ -11186,7 +11186,7 @@
                   <w:color w:val="2E5C4E"/>
                   <w:u w:val="single"/>
                 </w:rPr>
-                <w:t xml:space="preserve">the Underinsurance (Property) provision</w:t>
+                <w:t xml:space="preserve">The Underinsurance (Property) provision</w:t>
               </w:r>
             </w:hyperlink>
           </w:p>
@@ -11235,7 +11235,7 @@
                   <w:color w:val="2E5C4E"/>
                   <w:u w:val="single"/>
                 </w:rPr>
-                <w:t xml:space="preserve">the Property Damage Additional Benefits extension</w:t>
+                <w:t xml:space="preserve">The Property Damage Additional Benefits extension</w:t>
               </w:r>
             </w:hyperlink>
           </w:p>
@@ -11284,7 +11284,7 @@
                   <w:color w:val="2E5C4E"/>
                   <w:u w:val="single"/>
                 </w:rPr>
-                <w:t xml:space="preserve">the Property Damage Additional Benefits extension</w:t>
+                <w:t xml:space="preserve">The Property Damage Additional Benefits extension</w:t>
               </w:r>
             </w:hyperlink>
           </w:p>
@@ -11333,7 +11333,7 @@
                   <w:color w:val="2E5C4E"/>
                   <w:u w:val="single"/>
                 </w:rPr>
-                <w:t xml:space="preserve">the Property Damage Additional Benefits extension</w:t>
+                <w:t xml:space="preserve">The Property Damage Additional Benefits extension</w:t>
               </w:r>
             </w:hyperlink>
           </w:p>
@@ -11382,7 +11382,7 @@
                   <w:color w:val="2E5C4E"/>
                   <w:u w:val="single"/>
                 </w:rPr>
-                <w:t xml:space="preserve">the Property Damage Additional Benefits extension</w:t>
+                <w:t xml:space="preserve">The Property Damage Additional Benefits extension</w:t>
               </w:r>
             </w:hyperlink>
           </w:p>
@@ -11431,7 +11431,7 @@
                   <w:color w:val="2E5C4E"/>
                   <w:u w:val="single"/>
                 </w:rPr>
-                <w:t xml:space="preserve">the Property Damage Additional Benefits extension</w:t>
+                <w:t xml:space="preserve">The Property Damage Additional Benefits extension</w:t>
               </w:r>
             </w:hyperlink>
           </w:p>
@@ -11480,7 +11480,7 @@
                   <w:color w:val="2E5C4E"/>
                   <w:u w:val="single"/>
                 </w:rPr>
-                <w:t xml:space="preserve">the Property Damage Additional Benefits extension</w:t>
+                <w:t xml:space="preserve">The Property Damage Additional Benefits extension</w:t>
               </w:r>
             </w:hyperlink>
           </w:p>
@@ -11529,7 +11529,7 @@
                   <w:color w:val="2E5C4E"/>
                   <w:u w:val="single"/>
                 </w:rPr>
-                <w:t xml:space="preserve">the Property Damage Additional Benefits extension</w:t>
+                <w:t xml:space="preserve">The Property Damage Additional Benefits extension</w:t>
               </w:r>
             </w:hyperlink>
           </w:p>
@@ -11578,7 +11578,7 @@
                   <w:color w:val="2E5C4E"/>
                   <w:u w:val="single"/>
                 </w:rPr>
-                <w:t xml:space="preserve">the Property Damage Additional Benefits extension</w:t>
+                <w:t xml:space="preserve">The Property Damage Additional Benefits extension</w:t>
               </w:r>
             </w:hyperlink>
           </w:p>
@@ -11627,7 +11627,7 @@
                   <w:color w:val="2E5C4E"/>
                   <w:u w:val="single"/>
                 </w:rPr>
-                <w:t xml:space="preserve">the Property Damage Additional Benefits extension</w:t>
+                <w:t xml:space="preserve">The Property Damage Additional Benefits extension</w:t>
               </w:r>
             </w:hyperlink>
           </w:p>
@@ -11676,7 +11676,7 @@
                   <w:color w:val="2E5C4E"/>
                   <w:u w:val="single"/>
                 </w:rPr>
-                <w:t xml:space="preserve">the Property Damage Additional Benefits extension</w:t>
+                <w:t xml:space="preserve">The Property Damage Additional Benefits extension</w:t>
               </w:r>
             </w:hyperlink>
           </w:p>
@@ -11725,7 +11725,7 @@
                   <w:color w:val="2E5C4E"/>
                   <w:u w:val="single"/>
                 </w:rPr>
-                <w:t xml:space="preserve">the Property Damage Exclusions exclusion</w:t>
+                <w:t xml:space="preserve">The Property Damage Exclusions exclusion</w:t>
               </w:r>
             </w:hyperlink>
           </w:p>
@@ -11774,7 +11774,7 @@
                   <w:color w:val="2E5C4E"/>
                   <w:u w:val="single"/>
                 </w:rPr>
-                <w:t xml:space="preserve">the Interruption of the Business clause</w:t>
+                <w:t xml:space="preserve">The Interruption of the Business clause</w:t>
               </w:r>
             </w:hyperlink>
           </w:p>
@@ -11823,7 +11823,7 @@
                   <w:color w:val="2E5C4E"/>
                   <w:u w:val="single"/>
                 </w:rPr>
-                <w:t xml:space="preserve">the Business Interruption Waiting Period provision</w:t>
+                <w:t xml:space="preserve">The Business Interruption Waiting Period provision</w:t>
               </w:r>
             </w:hyperlink>
           </w:p>
@@ -11872,7 +11872,7 @@
                   <w:color w:val="2E5C4E"/>
                   <w:u w:val="single"/>
                 </w:rPr>
-                <w:t xml:space="preserve">the Business Interruption Additional Benefits extension</w:t>
+                <w:t xml:space="preserve">The Business Interruption Additional Benefits extension</w:t>
               </w:r>
             </w:hyperlink>
           </w:p>
@@ -11921,7 +11921,7 @@
                   <w:color w:val="2E5C4E"/>
                   <w:u w:val="single"/>
                 </w:rPr>
-                <w:t xml:space="preserve">the Business Interruption Additional Benefits extension</w:t>
+                <w:t xml:space="preserve">The Business Interruption Additional Benefits extension</w:t>
               </w:r>
             </w:hyperlink>
           </w:p>
@@ -11970,7 +11970,7 @@
                   <w:color w:val="2E5C4E"/>
                   <w:u w:val="single"/>
                 </w:rPr>
-                <w:t xml:space="preserve">the Business Interruption Additional Benefits extension</w:t>
+                <w:t xml:space="preserve">The Business Interruption Additional Benefits extension</w:t>
               </w:r>
             </w:hyperlink>
           </w:p>
@@ -12019,7 +12019,7 @@
                   <w:color w:val="2E5C4E"/>
                   <w:u w:val="single"/>
                 </w:rPr>
-                <w:t xml:space="preserve">the Crime Limits and Aggregation provision</w:t>
+                <w:t xml:space="preserve">The Crime Limits and Aggregation provision</w:t>
               </w:r>
             </w:hyperlink>
           </w:p>
@@ -12068,7 +12068,7 @@
                   <w:color w:val="2E5C4E"/>
                   <w:u w:val="single"/>
                 </w:rPr>
-                <w:t xml:space="preserve">the Money clause</w:t>
+                <w:t xml:space="preserve">The Money clause</w:t>
               </w:r>
             </w:hyperlink>
           </w:p>
@@ -12117,7 +12117,7 @@
                   <w:color w:val="2E5C4E"/>
                   <w:u w:val="single"/>
                 </w:rPr>
-                <w:t xml:space="preserve">the Social Engineering Fraud clause</w:t>
+                <w:t xml:space="preserve">The Social Engineering Fraud clause</w:t>
               </w:r>
             </w:hyperlink>
           </w:p>
@@ -12166,7 +12166,7 @@
                   <w:color w:val="2E5C4E"/>
                   <w:u w:val="single"/>
                 </w:rPr>
-                <w:t xml:space="preserve">the Glass Additional Benefits extension</w:t>
+                <w:t xml:space="preserve">The Glass Additional Benefits extension</w:t>
               </w:r>
             </w:hyperlink>
           </w:p>
@@ -12215,7 +12215,7 @@
                   <w:color w:val="2E5C4E"/>
                   <w:u w:val="single"/>
                 </w:rPr>
-                <w:t xml:space="preserve">the Glass Additional Benefits extension</w:t>
+                <w:t xml:space="preserve">The Glass Additional Benefits extension</w:t>
               </w:r>
             </w:hyperlink>
           </w:p>
@@ -12264,7 +12264,7 @@
                   <w:color w:val="2E5C4E"/>
                   <w:u w:val="single"/>
                 </w:rPr>
-                <w:t xml:space="preserve">the Liability for Injury and Damage clause</w:t>
+                <w:t xml:space="preserve">The Liability for Injury and Damage clause</w:t>
               </w:r>
             </w:hyperlink>
           </w:p>
@@ -12313,7 +12313,7 @@
                   <w:color w:val="2E5C4E"/>
                   <w:u w:val="single"/>
                 </w:rPr>
-                <w:t xml:space="preserve">the Liability Limits provision</w:t>
+                <w:t xml:space="preserve">The Liability Limits provision</w:t>
               </w:r>
             </w:hyperlink>
           </w:p>
@@ -12362,7 +12362,7 @@
                   <w:color w:val="2E5C4E"/>
                   <w:u w:val="single"/>
                 </w:rPr>
-                <w:t xml:space="preserve">the Liability Additional Benefits extension</w:t>
+                <w:t xml:space="preserve">The Liability Additional Benefits extension</w:t>
               </w:r>
             </w:hyperlink>
           </w:p>
@@ -12411,7 +12411,7 @@
                   <w:color w:val="2E5C4E"/>
                   <w:u w:val="single"/>
                 </w:rPr>
-                <w:t xml:space="preserve">the Liability Additional Benefits extension</w:t>
+                <w:t xml:space="preserve">The Liability Additional Benefits extension</w:t>
               </w:r>
             </w:hyperlink>
           </w:p>
@@ -12460,7 +12460,7 @@
                   <w:color w:val="2E5C4E"/>
                   <w:u w:val="single"/>
                 </w:rPr>
-                <w:t xml:space="preserve">the Liability Additional Benefits extension</w:t>
+                <w:t xml:space="preserve">The Liability Additional Benefits extension</w:t>
               </w:r>
             </w:hyperlink>
           </w:p>
@@ -12509,7 +12509,7 @@
                   <w:color w:val="2E5C4E"/>
                   <w:u w:val="single"/>
                 </w:rPr>
-                <w:t xml:space="preserve">the Liability Additional Benefits extension</w:t>
+                <w:t xml:space="preserve">The Liability Additional Benefits extension</w:t>
               </w:r>
             </w:hyperlink>
           </w:p>
@@ -12558,7 +12558,7 @@
                   <w:color w:val="2E5C4E"/>
                   <w:u w:val="single"/>
                 </w:rPr>
-                <w:t xml:space="preserve">the Liability Additional Benefits extension</w:t>
+                <w:t xml:space="preserve">The Liability Additional Benefits extension</w:t>
               </w:r>
             </w:hyperlink>
           </w:p>
@@ -12607,7 +12607,7 @@
                   <w:color w:val="2E5C4E"/>
                   <w:u w:val="single"/>
                 </w:rPr>
-                <w:t xml:space="preserve">the Liability Additional Benefits extension</w:t>
+                <w:t xml:space="preserve">The Liability Additional Benefits extension</w:t>
               </w:r>
             </w:hyperlink>
           </w:p>
@@ -12656,7 +12656,7 @@
                   <w:color w:val="2E5C4E"/>
                   <w:u w:val="single"/>
                 </w:rPr>
-                <w:t xml:space="preserve">the Vehicles, Aircraft and Watercraft exclusion</w:t>
+                <w:t xml:space="preserve">The Vehicles, Aircraft and Watercraft exclusion</w:t>
               </w:r>
             </w:hyperlink>
           </w:p>
@@ -12705,7 +12705,7 @@
                   <w:color w:val="2E5C4E"/>
                   <w:u w:val="single"/>
                 </w:rPr>
-                <w:t xml:space="preserve">the Settling Equipment Damage provision</w:t>
+                <w:t xml:space="preserve">The Settling Equipment Damage provision</w:t>
               </w:r>
             </w:hyperlink>
             <w:r>
@@ -12770,7 +12770,7 @@
                   <w:color w:val="2E5C4E"/>
                   <w:u w:val="single"/>
                 </w:rPr>
-                <w:t xml:space="preserve">the Portable Business Property clause</w:t>
+                <w:t xml:space="preserve">The Portable Business Property clause</w:t>
               </w:r>
             </w:hyperlink>
             <w:r>
@@ -12835,7 +12835,7 @@
                   <w:color w:val="2E5C4E"/>
                   <w:u w:val="single"/>
                 </w:rPr>
-                <w:t xml:space="preserve">the Damage to Goods in Transit clause</w:t>
+                <w:t xml:space="preserve">The Damage to Goods in Transit clause</w:t>
               </w:r>
             </w:hyperlink>
           </w:p>
@@ -12884,7 +12884,7 @@
                   <w:color w:val="2E5C4E"/>
                   <w:u w:val="single"/>
                 </w:rPr>
-                <w:t xml:space="preserve">the Professional Fees for an Audit clause</w:t>
+                <w:t xml:space="preserve">The Professional Fees for an Audit clause</w:t>
               </w:r>
             </w:hyperlink>
           </w:p>
@@ -12933,7 +12933,7 @@
                   <w:color w:val="2E5C4E"/>
                   <w:u w:val="single"/>
                 </w:rPr>
-                <w:t xml:space="preserve">the Cyber Business Interruption clause</w:t>
+                <w:t xml:space="preserve">The Cyber Business Interruption clause</w:t>
               </w:r>
             </w:hyperlink>
           </w:p>
@@ -12982,7 +12982,7 @@
                   <w:color w:val="2E5C4E"/>
                   <w:u w:val="single"/>
                 </w:rPr>
-                <w:t xml:space="preserve">the Cyber Limits and Aggregation provision</w:t>
+                <w:t xml:space="preserve">The Cyber Limits and Aggregation provision</w:t>
               </w:r>
             </w:hyperlink>
           </w:p>
@@ -13031,7 +13031,7 @@
                   <w:color w:val="2E5C4E"/>
                   <w:u w:val="single"/>
                 </w:rPr>
-                <w:t xml:space="preserve">the Limits, Advancement and Allocation provision</w:t>
+                <w:t xml:space="preserve">The Limits, Advancement and Allocation provision</w:t>
               </w:r>
             </w:hyperlink>
           </w:p>
@@ -13080,7 +13080,7 @@
                   <w:color w:val="2E5C4E"/>
                   <w:u w:val="single"/>
                 </w:rPr>
-                <w:t xml:space="preserve">the Management Liability Claims-made Conditions condition</w:t>
+                <w:t xml:space="preserve">The Management Liability Claims-made Conditions condition</w:t>
               </w:r>
             </w:hyperlink>
           </w:p>
@@ -13129,7 +13129,7 @@
                   <w:color w:val="2E5C4E"/>
                   <w:u w:val="single"/>
                 </w:rPr>
-                <w:t xml:space="preserve">the Management Liability Additional Benefits extension</w:t>
+                <w:t xml:space="preserve">The Management Liability Additional Benefits extension</w:t>
               </w:r>
             </w:hyperlink>
           </w:p>
@@ -13178,7 +13178,7 @@
                   <w:color w:val="2E5C4E"/>
                   <w:u w:val="single"/>
                 </w:rPr>
-                <w:t xml:space="preserve">the Management Liability Additional Benefits extension</w:t>
+                <w:t xml:space="preserve">The Management Liability Additional Benefits extension</w:t>
               </w:r>
             </w:hyperlink>
           </w:p>
@@ -13227,7 +13227,7 @@
                   <w:color w:val="2E5C4E"/>
                   <w:u w:val="single"/>
                 </w:rPr>
-                <w:t xml:space="preserve">the Management Liability Additional Benefits extension</w:t>
+                <w:t xml:space="preserve">The Management Liability Additional Benefits extension</w:t>
               </w:r>
             </w:hyperlink>
           </w:p>
@@ -13276,7 +13276,7 @@
                   <w:color w:val="2E5C4E"/>
                   <w:u w:val="single"/>
                 </w:rPr>
-                <w:t xml:space="preserve">the Management Liability Exclusions exclusion</w:t>
+                <w:t xml:space="preserve">The Management Liability Exclusions exclusion</w:t>
               </w:r>
             </w:hyperlink>
           </w:p>
@@ -13325,7 +13325,7 @@
                   <w:color w:val="2E5C4E"/>
                   <w:u w:val="single"/>
                 </w:rPr>
-                <w:t xml:space="preserve">the Management Liability Exclusions exclusion</w:t>
+                <w:t xml:space="preserve">The Management Liability Exclusions exclusion</w:t>
               </w:r>
             </w:hyperlink>
           </w:p>
@@ -13374,7 +13374,7 @@
                   <w:color w:val="2E5C4E"/>
                   <w:u w:val="single"/>
                 </w:rPr>
-                <w:t xml:space="preserve">the Mould exclusion</w:t>
+                <w:t xml:space="preserve">The Mould exclusion</w:t>
               </w:r>
             </w:hyperlink>
           </w:p>
@@ -13423,7 +13423,7 @@
                   <w:color w:val="2E5C4E"/>
                   <w:u w:val="single"/>
                 </w:rPr>
-                <w:t xml:space="preserve">the Unoccupied Premises exclusion</w:t>
+                <w:t xml:space="preserve">The Unoccupied Premises exclusion</w:t>
               </w:r>
             </w:hyperlink>
             <w:r>
